--- a/auca/Sem-6/english proffiency certificate/assignment/EPC Assignment N°1 Sept 2026.docx
+++ b/auca/Sem-6/english proffiency certificate/assignment/EPC Assignment N°1 Sept 2026.docx
@@ -1,6 +1,6 @@
 
 <file path=word/document.xml><?xml version="1.0" encoding="utf-8"?>
-<w:document xmlns:wpc="http://schemas.microsoft.com/office/word/2010/wordprocessingCanvas" xmlns:cx="http://schemas.microsoft.com/office/drawing/2014/chartex" xmlns:cx1="http://schemas.microsoft.com/office/drawing/2015/9/8/chartex" xmlns:cx2="http://schemas.microsoft.com/office/drawing/2015/10/21/chartex" xmlns:cx3="http://schemas.microsoft.com/office/drawing/2016/5/9/chartex" xmlns:cx4="http://schemas.microsoft.com/office/drawing/2016/5/10/chartex" xmlns:cx5="http://schemas.microsoft.com/office/drawing/2016/5/11/chartex" xmlns:cx6="http://schemas.microsoft.com/office/drawing/2016/5/12/chartex" xmlns:cx7="http://schemas.microsoft.com/office/drawing/2016/5/13/chartex" xmlns:cx8="http://schemas.microsoft.com/office/drawing/2016/5/14/chartex" xmlns:mc="http://schemas.openxmlformats.org/markup-compatibility/2006" xmlns:aink="http://schemas.microsoft.com/office/drawing/2016/ink" xmlns:am3d="http://schemas.microsoft.com/office/drawing/2017/model3d" xmlns:o="urn:schemas-microsoft-com:office:office" xmlns:oel="http://schemas.microsoft.com/office/2019/extlst" xmlns:r="http://schemas.openxmlformats.org/officeDocument/2006/relationships" xmlns:m="http://schemas.openxmlformats.org/officeDocument/2006/math" xmlns:v="urn:schemas-microsoft-com:vml" xmlns:wp14="http://schemas.microsoft.com/office/word/2010/wordprocessingDrawing" xmlns:wp="http://schemas.openxmlformats.org/drawingml/2006/wordprocessingDrawing" xmlns:w10="urn:schemas-microsoft-com:office:word" xmlns:w="http://schemas.openxmlformats.org/wordprocessingml/2006/main" xmlns:w14="http://schemas.microsoft.com/office/word/2010/wordml" xmlns:w15="http://schemas.microsoft.com/office/word/2012/wordml" xmlns:w16cex="http://schemas.microsoft.com/office/word/2018/wordml/cex" xmlns:w16cid="http://schemas.microsoft.com/office/word/2016/wordml/cid" xmlns:w16="http://schemas.microsoft.com/office/word/2018/wordml" xmlns:w16du="http://schemas.microsoft.com/office/word/2023/wordml/word16du" xmlns:w16sdtdh="http://schemas.microsoft.com/office/word/2020/wordml/sdtdatahash" xmlns:w16sdtfl="http://schemas.microsoft.com/office/word/2024/wordml/sdtformatlock" xmlns:w16se="http://schemas.microsoft.com/office/word/2015/wordml/symex" xmlns:wpg="http://schemas.microsoft.com/office/word/2010/wordprocessingGroup" xmlns:wpi="http://schemas.microsoft.com/office/word/2010/wordprocessingInk" xmlns:wne="http://schemas.microsoft.com/office/word/2006/wordml" xmlns:wps="http://schemas.microsoft.com/office/word/2010/wordprocessingShape" mc:Ignorable="w14 w15 w16se w16cid w16 w16cex w16sdtdh w16sdtfl w16du wp14">
+<w:document xmlns:wpc="http://schemas.microsoft.com/office/word/2010/wordprocessingCanvas" xmlns:cx="http://schemas.microsoft.com/office/drawing/2014/chartex" xmlns:mc="http://schemas.openxmlformats.org/markup-compatibility/2006" xmlns:o="urn:schemas-microsoft-com:office:office" xmlns:r="http://schemas.openxmlformats.org/officeDocument/2006/relationships" xmlns:m="http://schemas.openxmlformats.org/officeDocument/2006/math" xmlns:v="urn:schemas-microsoft-com:vml" xmlns:wp14="http://schemas.microsoft.com/office/word/2010/wordprocessingDrawing" xmlns:wp="http://schemas.openxmlformats.org/drawingml/2006/wordprocessingDrawing" xmlns:w10="urn:schemas-microsoft-com:office:word" xmlns:w="http://schemas.openxmlformats.org/wordprocessingml/2006/main" xmlns:w14="http://schemas.microsoft.com/office/word/2010/wordml" xmlns:w15="http://schemas.microsoft.com/office/word/2012/wordml" xmlns:w16se="http://schemas.microsoft.com/office/word/2015/wordml/symex" xmlns:wpg="http://schemas.microsoft.com/office/word/2010/wordprocessingGroup" xmlns:wpi="http://schemas.microsoft.com/office/word/2010/wordprocessingInk" xmlns:wne="http://schemas.microsoft.com/office/word/2006/wordml" xmlns:wps="http://schemas.microsoft.com/office/word/2010/wordprocessingShape" mc:Ignorable="w14 w15 w16se wp14">
   <w:body>
     <w:p>
       <w:pPr>
@@ -165,49 +165,66 @@
           <w:rFonts w:ascii="Arial Narrow" w:hAnsi="Arial Narrow" w:cs="Arial"/>
           <w:b/>
         </w:rPr>
-        <w:t>Name…</w:t>
-      </w:r>
-      <w:proofErr w:type="gramStart"/>
+        <w:t>Name</w:t>
+      </w:r>
       <w:r>
         <w:rPr>
           <w:rFonts w:ascii="Arial Narrow" w:hAnsi="Arial Narrow" w:cs="Arial"/>
           <w:b/>
         </w:rPr>
-        <w:t>…..</w:t>
-      </w:r>
-      <w:proofErr w:type="gramEnd"/>
+        <w:t>……..…………………</w:t>
+      </w:r>
+      <w:bookmarkStart w:id="0" w:name="_GoBack"/>
+      <w:bookmarkEnd w:id="0"/>
       <w:r>
         <w:rPr>
           <w:rFonts w:ascii="Arial Narrow" w:hAnsi="Arial Narrow" w:cs="Arial"/>
           <w:b/>
         </w:rPr>
-        <w:t>………………………………….ID…………</w:t>
-      </w:r>
-      <w:proofErr w:type="gramStart"/>
+        <w:t>………………</w:t>
+      </w:r>
       <w:r>
         <w:rPr>
           <w:rFonts w:ascii="Arial Narrow" w:hAnsi="Arial Narrow" w:cs="Arial"/>
           <w:b/>
         </w:rPr>
-        <w:t>Group:…</w:t>
-      </w:r>
-      <w:proofErr w:type="gramEnd"/>
+        <w:t>.</w:t>
+      </w:r>
       <w:r>
         <w:rPr>
           <w:rFonts w:ascii="Arial Narrow" w:hAnsi="Arial Narrow" w:cs="Arial"/>
           <w:b/>
         </w:rPr>
+        <w:t>ID</w:t>
+      </w:r>
+      <w:r>
+        <w:rPr>
+          <w:rFonts w:ascii="Arial Narrow" w:hAnsi="Arial Narrow" w:cs="Arial"/>
+          <w:b/>
+        </w:rPr>
+        <w:t>…………</w:t>
+      </w:r>
+      <w:r>
+        <w:rPr>
+          <w:rFonts w:ascii="Arial Narrow" w:hAnsi="Arial Narrow" w:cs="Arial"/>
+          <w:b/>
+        </w:rPr>
+        <w:t>Group:</w:t>
+      </w:r>
+      <w:r>
+        <w:rPr>
+          <w:rFonts w:ascii="Arial Narrow" w:hAnsi="Arial Narrow" w:cs="Arial"/>
+          <w:b/>
+        </w:rPr>
         <w:t>…</w:t>
       </w:r>
-      <w:proofErr w:type="gramStart"/>
       <w:r>
         <w:rPr>
           <w:rFonts w:ascii="Arial Narrow" w:hAnsi="Arial Narrow" w:cs="Arial"/>
           <w:b/>
         </w:rPr>
-        <w:t>….</w:t>
-      </w:r>
-      <w:proofErr w:type="spellStart"/>
+        <w:t>…….</w:t>
+      </w:r>
       <w:r>
         <w:rPr>
           <w:rFonts w:ascii="Arial Narrow" w:hAnsi="Arial Narrow" w:cs="Arial"/>
@@ -215,8 +232,6 @@
         </w:rPr>
         <w:t>Masoro</w:t>
       </w:r>
-      <w:proofErr w:type="spellEnd"/>
-      <w:proofErr w:type="gramEnd"/>
       <w:r>
         <w:rPr>
           <w:rFonts w:ascii="Arial Narrow" w:hAnsi="Arial Narrow" w:cs="Arial"/>
@@ -224,15 +239,20 @@
         </w:rPr>
         <w:t xml:space="preserve"> &amp; </w:t>
       </w:r>
-      <w:proofErr w:type="spellStart"/>
       <w:r>
         <w:rPr>
           <w:rFonts w:ascii="Arial Narrow" w:hAnsi="Arial Narrow" w:cs="Arial"/>
           <w:b/>
         </w:rPr>
-        <w:t>Gishushu</w:t>
-      </w:r>
-      <w:proofErr w:type="spellEnd"/>
+        <w:t>G</w:t>
+      </w:r>
+      <w:r>
+        <w:rPr>
+          <w:rFonts w:ascii="Arial Narrow" w:hAnsi="Arial Narrow" w:cs="Arial"/>
+          <w:b/>
+        </w:rPr>
+        <w:t>ishushu</w:t>
+      </w:r>
     </w:p>
     <w:p>
       <w:pPr>
@@ -932,32 +952,19 @@
                 <w:shd w:val="clear" w:color="auto" w:fill="FFFFFF"/>
                 <w:lang w:eastAsia="zh-CN" w:bidi="ar"/>
               </w:rPr>
-              <w:t>/</w:t>
+              <w:t>/a</w:t>
             </w:r>
-            <w:proofErr w:type="spellStart"/>
             <w:r>
               <w:rPr>
-                <w:rFonts w:ascii="Arial Narrow" w:eastAsia="Arial Narrow" w:hAnsi="Arial Narrow" w:cs="Arial Narrow"/>
-                <w:color w:val="222222"/>
+                <w:rFonts w:ascii="Arial" w:eastAsiaTheme="minorHAnsi" w:hAnsi="Arial" w:cs="Arial"/>
+                <w:color w:val="000000"/>
                 <w:sz w:val="24"/>
                 <w:szCs w:val="24"/>
                 <w:shd w:val="clear" w:color="auto" w:fill="FFFFFF"/>
                 <w:lang w:eastAsia="zh-CN" w:bidi="ar"/>
               </w:rPr>
-              <w:t>a</w:t>
-            </w:r>
-            <w:r>
-              <w:rPr>
-                <w:rFonts w:ascii="Arial" w:eastAsiaTheme="minorHAnsi" w:hAnsi="Arial" w:cs="Arial"/>
-                <w:color w:val="000000"/>
-                <w:sz w:val="24"/>
-                <w:szCs w:val="24"/>
-                <w:shd w:val="clear" w:color="auto" w:fill="FFFFFF"/>
-                <w:lang w:eastAsia="zh-CN" w:bidi="ar"/>
-              </w:rPr>
               <w:t>ɪə</w:t>
             </w:r>
-            <w:proofErr w:type="spellEnd"/>
             <w:r>
               <w:rPr>
                 <w:rFonts w:ascii="Arial Narrow" w:eastAsia="Arial Narrow" w:hAnsi="Arial Narrow" w:cs="Arial Narrow"/>
@@ -1523,7 +1530,7 @@
 </file>
 
 <file path=word/endnotes.xml><?xml version="1.0" encoding="utf-8"?>
-<w:endnotes xmlns:wpc="http://schemas.microsoft.com/office/word/2010/wordprocessingCanvas" xmlns:cx="http://schemas.microsoft.com/office/drawing/2014/chartex" xmlns:cx1="http://schemas.microsoft.com/office/drawing/2015/9/8/chartex" xmlns:cx2="http://schemas.microsoft.com/office/drawing/2015/10/21/chartex" xmlns:cx3="http://schemas.microsoft.com/office/drawing/2016/5/9/chartex" xmlns:cx4="http://schemas.microsoft.com/office/drawing/2016/5/10/chartex" xmlns:cx5="http://schemas.microsoft.com/office/drawing/2016/5/11/chartex" xmlns:cx6="http://schemas.microsoft.com/office/drawing/2016/5/12/chartex" xmlns:cx7="http://schemas.microsoft.com/office/drawing/2016/5/13/chartex" xmlns:cx8="http://schemas.microsoft.com/office/drawing/2016/5/14/chartex" xmlns:mc="http://schemas.openxmlformats.org/markup-compatibility/2006" xmlns:aink="http://schemas.microsoft.com/office/drawing/2016/ink" xmlns:am3d="http://schemas.microsoft.com/office/drawing/2017/model3d" xmlns:o="urn:schemas-microsoft-com:office:office" xmlns:oel="http://schemas.microsoft.com/office/2019/extlst" xmlns:r="http://schemas.openxmlformats.org/officeDocument/2006/relationships" xmlns:m="http://schemas.openxmlformats.org/officeDocument/2006/math" xmlns:v="urn:schemas-microsoft-com:vml" xmlns:wp14="http://schemas.microsoft.com/office/word/2010/wordprocessingDrawing" xmlns:wp="http://schemas.openxmlformats.org/drawingml/2006/wordprocessingDrawing" xmlns:w10="urn:schemas-microsoft-com:office:word" xmlns:w="http://schemas.openxmlformats.org/wordprocessingml/2006/main" xmlns:w14="http://schemas.microsoft.com/office/word/2010/wordml" xmlns:w15="http://schemas.microsoft.com/office/word/2012/wordml" xmlns:w16cex="http://schemas.microsoft.com/office/word/2018/wordml/cex" xmlns:w16cid="http://schemas.microsoft.com/office/word/2016/wordml/cid" xmlns:w16="http://schemas.microsoft.com/office/word/2018/wordml" xmlns:w16du="http://schemas.microsoft.com/office/word/2023/wordml/word16du" xmlns:w16sdtdh="http://schemas.microsoft.com/office/word/2020/wordml/sdtdatahash" xmlns:w16sdtfl="http://schemas.microsoft.com/office/word/2024/wordml/sdtformatlock" xmlns:w16se="http://schemas.microsoft.com/office/word/2015/wordml/symex" xmlns:wpg="http://schemas.microsoft.com/office/word/2010/wordprocessingGroup" xmlns:wpi="http://schemas.microsoft.com/office/word/2010/wordprocessingInk" xmlns:wne="http://schemas.microsoft.com/office/word/2006/wordml" xmlns:wps="http://schemas.microsoft.com/office/word/2010/wordprocessingShape" mc:Ignorable="w14 w15 w16se w16cid w16 w16cex w16sdtdh w16sdtfl w16du wp14">
+<w:endnotes xmlns:wpc="http://schemas.microsoft.com/office/word/2010/wordprocessingCanvas" xmlns:cx="http://schemas.microsoft.com/office/drawing/2014/chartex" xmlns:mc="http://schemas.openxmlformats.org/markup-compatibility/2006" xmlns:o="urn:schemas-microsoft-com:office:office" xmlns:r="http://schemas.openxmlformats.org/officeDocument/2006/relationships" xmlns:m="http://schemas.openxmlformats.org/officeDocument/2006/math" xmlns:v="urn:schemas-microsoft-com:vml" xmlns:wp14="http://schemas.microsoft.com/office/word/2010/wordprocessingDrawing" xmlns:wp="http://schemas.openxmlformats.org/drawingml/2006/wordprocessingDrawing" xmlns:w10="urn:schemas-microsoft-com:office:word" xmlns:w="http://schemas.openxmlformats.org/wordprocessingml/2006/main" xmlns:w14="http://schemas.microsoft.com/office/word/2010/wordml" xmlns:w15="http://schemas.microsoft.com/office/word/2012/wordml" xmlns:w16se="http://schemas.microsoft.com/office/word/2015/wordml/symex" xmlns:wpg="http://schemas.microsoft.com/office/word/2010/wordprocessingGroup" xmlns:wpi="http://schemas.microsoft.com/office/word/2010/wordprocessingInk" xmlns:wne="http://schemas.microsoft.com/office/word/2006/wordml" xmlns:wps="http://schemas.microsoft.com/office/word/2010/wordprocessingShape" mc:Ignorable="w14 w15 w16se wp14">
   <w:endnote w:type="separator" w:id="-1">
     <w:p>
       <w:pPr>
@@ -1548,7 +1555,7 @@
 </file>
 
 <file path=word/footnotes.xml><?xml version="1.0" encoding="utf-8"?>
-<w:footnotes xmlns:wpc="http://schemas.microsoft.com/office/word/2010/wordprocessingCanvas" xmlns:cx="http://schemas.microsoft.com/office/drawing/2014/chartex" xmlns:cx1="http://schemas.microsoft.com/office/drawing/2015/9/8/chartex" xmlns:cx2="http://schemas.microsoft.com/office/drawing/2015/10/21/chartex" xmlns:cx3="http://schemas.microsoft.com/office/drawing/2016/5/9/chartex" xmlns:cx4="http://schemas.microsoft.com/office/drawing/2016/5/10/chartex" xmlns:cx5="http://schemas.microsoft.com/office/drawing/2016/5/11/chartex" xmlns:cx6="http://schemas.microsoft.com/office/drawing/2016/5/12/chartex" xmlns:cx7="http://schemas.microsoft.com/office/drawing/2016/5/13/chartex" xmlns:cx8="http://schemas.microsoft.com/office/drawing/2016/5/14/chartex" xmlns:mc="http://schemas.openxmlformats.org/markup-compatibility/2006" xmlns:aink="http://schemas.microsoft.com/office/drawing/2016/ink" xmlns:am3d="http://schemas.microsoft.com/office/drawing/2017/model3d" xmlns:o="urn:schemas-microsoft-com:office:office" xmlns:oel="http://schemas.microsoft.com/office/2019/extlst" xmlns:r="http://schemas.openxmlformats.org/officeDocument/2006/relationships" xmlns:m="http://schemas.openxmlformats.org/officeDocument/2006/math" xmlns:v="urn:schemas-microsoft-com:vml" xmlns:wp14="http://schemas.microsoft.com/office/word/2010/wordprocessingDrawing" xmlns:wp="http://schemas.openxmlformats.org/drawingml/2006/wordprocessingDrawing" xmlns:w10="urn:schemas-microsoft-com:office:word" xmlns:w="http://schemas.openxmlformats.org/wordprocessingml/2006/main" xmlns:w14="http://schemas.microsoft.com/office/word/2010/wordml" xmlns:w15="http://schemas.microsoft.com/office/word/2012/wordml" xmlns:w16cex="http://schemas.microsoft.com/office/word/2018/wordml/cex" xmlns:w16cid="http://schemas.microsoft.com/office/word/2016/wordml/cid" xmlns:w16="http://schemas.microsoft.com/office/word/2018/wordml" xmlns:w16du="http://schemas.microsoft.com/office/word/2023/wordml/word16du" xmlns:w16sdtdh="http://schemas.microsoft.com/office/word/2020/wordml/sdtdatahash" xmlns:w16sdtfl="http://schemas.microsoft.com/office/word/2024/wordml/sdtformatlock" xmlns:w16se="http://schemas.microsoft.com/office/word/2015/wordml/symex" xmlns:wpg="http://schemas.microsoft.com/office/word/2010/wordprocessingGroup" xmlns:wpi="http://schemas.microsoft.com/office/word/2010/wordprocessingInk" xmlns:wne="http://schemas.microsoft.com/office/word/2006/wordml" xmlns:wps="http://schemas.microsoft.com/office/word/2010/wordprocessingShape" mc:Ignorable="w14 w15 w16se w16cid w16 w16cex w16sdtdh w16sdtfl w16du wp14">
+<w:footnotes xmlns:wpc="http://schemas.microsoft.com/office/word/2010/wordprocessingCanvas" xmlns:cx="http://schemas.microsoft.com/office/drawing/2014/chartex" xmlns:mc="http://schemas.openxmlformats.org/markup-compatibility/2006" xmlns:o="urn:schemas-microsoft-com:office:office" xmlns:r="http://schemas.openxmlformats.org/officeDocument/2006/relationships" xmlns:m="http://schemas.openxmlformats.org/officeDocument/2006/math" xmlns:v="urn:schemas-microsoft-com:vml" xmlns:wp14="http://schemas.microsoft.com/office/word/2010/wordprocessingDrawing" xmlns:wp="http://schemas.openxmlformats.org/drawingml/2006/wordprocessingDrawing" xmlns:w10="urn:schemas-microsoft-com:office:word" xmlns:w="http://schemas.openxmlformats.org/wordprocessingml/2006/main" xmlns:w14="http://schemas.microsoft.com/office/word/2010/wordml" xmlns:w15="http://schemas.microsoft.com/office/word/2012/wordml" xmlns:w16se="http://schemas.microsoft.com/office/word/2015/wordml/symex" xmlns:wpg="http://schemas.microsoft.com/office/word/2010/wordprocessingGroup" xmlns:wpi="http://schemas.microsoft.com/office/word/2010/wordprocessingInk" xmlns:wne="http://schemas.microsoft.com/office/word/2006/wordml" xmlns:wps="http://schemas.microsoft.com/office/word/2010/wordprocessingShape" mc:Ignorable="w14 w15 w16se wp14">
   <w:footnote w:type="separator" w:id="-1">
     <w:p>
       <w:pPr>
@@ -1573,7 +1580,7 @@
 </file>
 
 <file path=word/styles.xml><?xml version="1.0" encoding="utf-8"?>
-<w:styles xmlns:mc="http://schemas.openxmlformats.org/markup-compatibility/2006" xmlns:r="http://schemas.openxmlformats.org/officeDocument/2006/relationships" xmlns:w="http://schemas.openxmlformats.org/wordprocessingml/2006/main" xmlns:w14="http://schemas.microsoft.com/office/word/2010/wordml" xmlns:w15="http://schemas.microsoft.com/office/word/2012/wordml" xmlns:w16cex="http://schemas.microsoft.com/office/word/2018/wordml/cex" xmlns:w16cid="http://schemas.microsoft.com/office/word/2016/wordml/cid" xmlns:w16="http://schemas.microsoft.com/office/word/2018/wordml" xmlns:w16du="http://schemas.microsoft.com/office/word/2023/wordml/word16du" xmlns:w16sdtdh="http://schemas.microsoft.com/office/word/2020/wordml/sdtdatahash" xmlns:w16sdtfl="http://schemas.microsoft.com/office/word/2024/wordml/sdtformatlock" xmlns:w16se="http://schemas.microsoft.com/office/word/2015/wordml/symex" mc:Ignorable="w14 w15 w16se w16cid w16 w16cex w16sdtdh w16sdtfl w16du">
+<w:styles xmlns:mc="http://schemas.openxmlformats.org/markup-compatibility/2006" xmlns:r="http://schemas.openxmlformats.org/officeDocument/2006/relationships" xmlns:w="http://schemas.openxmlformats.org/wordprocessingml/2006/main" xmlns:w14="http://schemas.microsoft.com/office/word/2010/wordml" xmlns:w15="http://schemas.microsoft.com/office/word/2012/wordml" xmlns:w16se="http://schemas.microsoft.com/office/word/2015/wordml/symex" mc:Ignorable="w14 w15 w16se">
   <w:docDefaults>
     <w:rPrDefault>
       <w:rPr>
@@ -1583,7 +1590,7 @@
     </w:rPrDefault>
     <w:pPrDefault/>
   </w:docDefaults>
-  <w:latentStyles w:defLockedState="0" w:defUIPriority="99" w:defSemiHidden="0" w:defUnhideWhenUsed="0" w:defQFormat="0" w:count="376">
+  <w:latentStyles w:defLockedState="0" w:defUIPriority="99" w:defSemiHidden="0" w:defUnhideWhenUsed="0" w:defQFormat="0" w:count="371">
     <w:lsdException w:name="Normal" w:uiPriority="0" w:qFormat="1"/>
     <w:lsdException w:name="heading 1" w:uiPriority="9" w:qFormat="1"/>
     <w:lsdException w:name="heading 2" w:semiHidden="1" w:uiPriority="9" w:unhideWhenUsed="1" w:qFormat="1"/>
@@ -1955,11 +1962,6 @@
     <w:lsdException w:name="List Table 5 Dark Accent 6" w:uiPriority="50"/>
     <w:lsdException w:name="List Table 6 Colorful Accent 6" w:uiPriority="51"/>
     <w:lsdException w:name="List Table 7 Colorful Accent 6" w:uiPriority="52"/>
-    <w:lsdException w:name="Mention" w:semiHidden="1" w:unhideWhenUsed="1"/>
-    <w:lsdException w:name="Smart Hyperlink" w:semiHidden="1" w:unhideWhenUsed="1"/>
-    <w:lsdException w:name="Hashtag" w:semiHidden="1" w:unhideWhenUsed="1"/>
-    <w:lsdException w:name="Unresolved Mention" w:semiHidden="1" w:unhideWhenUsed="1"/>
-    <w:lsdException w:name="Smart Link" w:semiHidden="1" w:unhideWhenUsed="1"/>
   </w:latentStyles>
   <w:style w:type="paragraph" w:default="1" w:styleId="Normal">
     <w:name w:val="Normal"/>
@@ -1994,6 +1996,7 @@
   <w:style w:type="character" w:default="1" w:styleId="DefaultParagraphFont">
     <w:name w:val="Default Paragraph Font"/>
     <w:uiPriority w:val="1"/>
+    <w:semiHidden/>
     <w:unhideWhenUsed/>
   </w:style>
   <w:style w:type="table" w:default="1" w:styleId="TableNormal">
